--- a/3 am/cours 3/fiche.docx
+++ b/3 am/cours 3/fiche.docx
@@ -5007,7 +5007,6 @@
                 <w:lang w:bidi="ar-DZ"/>
               </w:rPr>
             </w:pPr>
-            <w:bookmarkStart w:id="0" w:name="_GoBack"/>
             <w:r>
               <w:rPr>
                 <w:noProof/>
@@ -5062,7 +5061,6 @@
                 </wp:inline>
               </w:drawing>
             </w:r>
-            <w:bookmarkEnd w:id="0"/>
           </w:p>
         </w:tc>
         <w:tc>
@@ -5195,7 +5193,17 @@
                 <w:rtl/>
                 <w:lang w:bidi="ar-DZ"/>
               </w:rPr>
-              <w:t>نريد تغيير مكان جداول دون ترك نسخة.</w:t>
+              <w:t>نريد تغيير مكان جد</w:t>
+            </w:r>
+            <w:r>
+              <w:rPr>
+                <w:rFonts w:hint="cs"/>
+                <w:sz w:val="28"/>
+                <w:szCs w:val="28"/>
+                <w:rtl/>
+                <w:lang w:bidi="ar-DZ"/>
+              </w:rPr>
+              <w:t>ول دون ترك نسخة.</w:t>
             </w:r>
             <w:r>
               <w:rPr>
@@ -5287,29 +5295,19 @@
                 <w:rtl/>
                 <w:lang w:bidi="ar-DZ"/>
               </w:rPr>
-              <w:t xml:space="preserve">نريد اخذ نسخة من جداول </w:t>
-            </w:r>
-            <w:proofErr w:type="gramStart"/>
-            <w:r>
-              <w:rPr>
-                <w:rFonts w:hint="cs"/>
-                <w:sz w:val="28"/>
-                <w:szCs w:val="28"/>
-                <w:rtl/>
-                <w:lang w:bidi="ar-DZ"/>
-              </w:rPr>
-              <w:t>و وضعها</w:t>
-            </w:r>
-            <w:proofErr w:type="gramEnd"/>
-            <w:r>
-              <w:rPr>
-                <w:rFonts w:hint="cs"/>
-                <w:sz w:val="28"/>
-                <w:szCs w:val="28"/>
-                <w:rtl/>
-                <w:lang w:bidi="ar-DZ"/>
-              </w:rPr>
-              <w:t xml:space="preserve"> في مكان اخر.</w:t>
+              <w:t>نريد اخذ نسخة من جد</w:t>
+            </w:r>
+            <w:bookmarkStart w:id="0" w:name="_GoBack"/>
+            <w:bookmarkEnd w:id="0"/>
+            <w:r>
+              <w:rPr>
+                <w:rFonts w:hint="cs"/>
+                <w:sz w:val="28"/>
+                <w:szCs w:val="28"/>
+                <w:rtl/>
+                <w:lang w:bidi="ar-DZ"/>
+              </w:rPr>
+              <w:t>ول و وضعها في مكان اخر.</w:t>
             </w:r>
             <w:r>
               <w:rPr>
@@ -5529,7 +5527,27 @@
                 <w:rtl/>
                 <w:lang w:bidi="ar-DZ"/>
               </w:rPr>
-              <w:t xml:space="preserve"> عليه التنسيق، النقل و النسخ ابعض الخلايا مع تغير اتجاه ورقة العمل من اليمين الى اليسار.</w:t>
+              <w:t xml:space="preserve"> عليه التنسيق، النقل و النسخ </w:t>
+            </w:r>
+            <w:r>
+              <w:rPr>
+                <w:rFonts w:hint="cs"/>
+                <w:sz w:val="28"/>
+                <w:szCs w:val="28"/>
+                <w:rtl/>
+                <w:lang w:bidi="ar-DZ"/>
+              </w:rPr>
+              <w:t>ل</w:t>
+            </w:r>
+            <w:r>
+              <w:rPr>
+                <w:rFonts w:hint="cs"/>
+                <w:sz w:val="28"/>
+                <w:szCs w:val="28"/>
+                <w:rtl/>
+                <w:lang w:bidi="ar-DZ"/>
+              </w:rPr>
+              <w:t>بعض الخلايا مع تغير اتجاه ورقة العمل من اليمين الى اليسار.</w:t>
             </w:r>
           </w:p>
           <w:p>
@@ -8959,7 +8977,7 @@
                                   <w:rPr>
                                     <w:noProof/>
                                   </w:rPr>
-                                  <w:t>2</w:t>
+                                  <w:t>3</w:t>
                                 </w:r>
                                 <w:r>
                                   <w:fldChar w:fldCharType="end"/>
@@ -9009,7 +9027,7 @@
                             <w:rPr>
                               <w:noProof/>
                             </w:rPr>
-                            <w:t>2</w:t>
+                            <w:t>3</w:t>
                           </w:r>
                           <w:r>
                             <w:fldChar w:fldCharType="end"/>
@@ -11362,7 +11380,7 @@
 </file>
 
 <file path=customXml/itemProps1.xml><?xml version="1.0" encoding="utf-8"?>
-<ds:datastoreItem xmlns:ds="http://schemas.openxmlformats.org/officeDocument/2006/customXml" ds:itemID="{85D3B847-A7A8-44FD-8879-8BFAF3F8A051}">
+<ds:datastoreItem xmlns:ds="http://schemas.openxmlformats.org/officeDocument/2006/customXml" ds:itemID="{3AAD3280-0216-4DCE-BA87-B650572A775F}">
   <ds:schemaRefs>
     <ds:schemaRef ds:uri="http://schemas.openxmlformats.org/officeDocument/2006/bibliography"/>
   </ds:schemaRefs>

--- a/3 am/cours 3/fiche.docx
+++ b/3 am/cours 3/fiche.docx
@@ -397,7 +397,7 @@
       <w:r>
         <w:rPr>
           <w:noProof/>
-          <w:lang w:eastAsia="fr-FR"/>
+          <w:lang w:val="en-US"/>
         </w:rPr>
         <mc:AlternateContent>
           <mc:Choice Requires="wps">
@@ -2245,7 +2245,7 @@
         <w:tc>
           <w:tcPr>
             <w:tcW w:w="6116" w:type="dxa"/>
-            <w:shd w:val="clear" w:color="auto" w:fill="FFF2CC" w:themeFill="accent4" w:themeFillTint="33"/>
+            <w:shd w:val="clear" w:color="auto" w:fill="DEEAF6" w:themeFill="accent1" w:themeFillTint="33"/>
             <w:vAlign w:val="center"/>
           </w:tcPr>
           <w:p>
@@ -2812,7 +2812,7 @@
         <w:tc>
           <w:tcPr>
             <w:tcW w:w="6116" w:type="dxa"/>
-            <w:shd w:val="clear" w:color="auto" w:fill="FFF2CC" w:themeFill="accent4" w:themeFillTint="33"/>
+            <w:shd w:val="clear" w:color="auto" w:fill="DEEAF6" w:themeFill="accent1" w:themeFillTint="33"/>
           </w:tcPr>
           <w:p>
             <w:pPr>
@@ -2862,6 +2862,8 @@
               </w:rPr>
               <w:t>متـــابعة إجـابـات المتعلّمين وتصويبهــــا</w:t>
             </w:r>
+            <w:bookmarkStart w:id="0" w:name="_GoBack"/>
+            <w:bookmarkEnd w:id="0"/>
           </w:p>
         </w:tc>
         <w:tc>
@@ -3435,7 +3437,7 @@
       <w:r>
         <w:rPr>
           <w:noProof/>
-          <w:lang w:eastAsia="fr-FR"/>
+          <w:lang w:val="en-US"/>
         </w:rPr>
         <w:lastRenderedPageBreak/>
         <mc:AlternateContent>
@@ -4603,7 +4605,7 @@
                   <w:r>
                     <w:rPr>
                       <w:noProof/>
-                      <w:lang w:eastAsia="fr-FR"/>
+                      <w:lang w:val="en-US"/>
                     </w:rPr>
                     <w:drawing>
                       <wp:inline distT="0" distB="0" distL="0" distR="0" wp14:anchorId="52981B0E" wp14:editId="3052CB24">
@@ -4668,7 +4670,7 @@
                   <w:r>
                     <w:rPr>
                       <w:noProof/>
-                      <w:lang w:eastAsia="fr-FR"/>
+                      <w:lang w:val="en-US"/>
                     </w:rPr>
                     <w:drawing>
                       <wp:inline distT="0" distB="0" distL="0" distR="0" wp14:anchorId="350EAFC6" wp14:editId="0F7A1207">
@@ -4737,7 +4739,7 @@
                   <w:r>
                     <w:rPr>
                       <w:noProof/>
-                      <w:lang w:eastAsia="fr-FR"/>
+                      <w:lang w:val="en-US"/>
                     </w:rPr>
                     <w:drawing>
                       <wp:inline distT="0" distB="0" distL="0" distR="0" wp14:anchorId="013BBE41" wp14:editId="6BFE6EFF">
@@ -5010,7 +5012,7 @@
             <w:r>
               <w:rPr>
                 <w:noProof/>
-                <w:lang w:eastAsia="fr-FR"/>
+                <w:lang w:val="en-US"/>
               </w:rPr>
               <w:drawing>
                 <wp:inline distT="0" distB="0" distL="0" distR="0" wp14:anchorId="5B4D81E5" wp14:editId="477D0FF9">
@@ -5297,8 +5299,6 @@
               </w:rPr>
               <w:t>نريد اخذ نسخة من جد</w:t>
             </w:r>
-            <w:bookmarkStart w:id="0" w:name="_GoBack"/>
-            <w:bookmarkEnd w:id="0"/>
             <w:r>
               <w:rPr>
                 <w:rFonts w:hint="cs"/>
@@ -5622,7 +5622,7 @@
       <w:r>
         <w:rPr>
           <w:noProof/>
-          <w:lang w:eastAsia="fr-FR"/>
+          <w:lang w:val="en-US"/>
         </w:rPr>
         <w:lastRenderedPageBreak/>
         <mc:AlternateContent>
@@ -6499,7 +6499,7 @@
             <w:r>
               <w:rPr>
                 <w:noProof/>
-                <w:lang w:eastAsia="fr-FR"/>
+                <w:lang w:val="en-US"/>
               </w:rPr>
               <mc:AlternateContent>
                 <mc:Choice Requires="wps">
@@ -6785,7 +6785,7 @@
             <w:r>
               <w:rPr>
                 <w:noProof/>
-                <w:lang w:eastAsia="fr-FR"/>
+                <w:lang w:val="en-US"/>
               </w:rPr>
               <mc:AlternateContent>
                 <mc:Choice Requires="wps">
@@ -7114,7 +7114,7 @@
             <w:r>
               <w:rPr>
                 <w:noProof/>
-                <w:lang w:eastAsia="fr-FR"/>
+                <w:lang w:val="en-US"/>
               </w:rPr>
               <w:drawing>
                 <wp:inline distT="0" distB="0" distL="0" distR="0" wp14:anchorId="2BB09AA1" wp14:editId="3128D6E6">
@@ -8029,7 +8029,7 @@
                 <w:sz w:val="28"/>
                 <w:szCs w:val="28"/>
                 <w:rtl/>
-                <w:lang w:eastAsia="fr-FR"/>
+                <w:lang w:val="en-US"/>
               </w:rPr>
               <mc:AlternateContent>
                 <mc:Choice Requires="wps">
@@ -8840,7 +8840,7 @@
         <w:r>
           <w:rPr>
             <w:noProof/>
-            <w:lang w:eastAsia="fr-FR"/>
+            <w:lang w:val="en-US"/>
           </w:rPr>
           <mc:AlternateContent>
             <mc:Choice Requires="wpg">
@@ -8977,7 +8977,7 @@
                                   <w:rPr>
                                     <w:noProof/>
                                   </w:rPr>
-                                  <w:t>3</w:t>
+                                  <w:t>1</w:t>
                                 </w:r>
                                 <w:r>
                                   <w:fldChar w:fldCharType="end"/>
@@ -9027,7 +9027,7 @@
                             <w:rPr>
                               <w:noProof/>
                             </w:rPr>
-                            <w:t>3</w:t>
+                            <w:t>1</w:t>
                           </w:r>
                           <w:r>
                             <w:fldChar w:fldCharType="end"/>
@@ -11380,7 +11380,7 @@
 </file>
 
 <file path=customXml/itemProps1.xml><?xml version="1.0" encoding="utf-8"?>
-<ds:datastoreItem xmlns:ds="http://schemas.openxmlformats.org/officeDocument/2006/customXml" ds:itemID="{3AAD3280-0216-4DCE-BA87-B650572A775F}">
+<ds:datastoreItem xmlns:ds="http://schemas.openxmlformats.org/officeDocument/2006/customXml" ds:itemID="{D15ABB49-3597-4827-9C2C-4A371F23E551}">
   <ds:schemaRefs>
     <ds:schemaRef ds:uri="http://schemas.openxmlformats.org/officeDocument/2006/bibliography"/>
   </ds:schemaRefs>
